--- a/HD-00_开发交接说明与文件索引.docx
+++ b/HD-00_开发交接说明与文件索引.docx
@@ -329,14 +329,8 @@
             <w:pPr>
               <w:spacing w:after="40" w:before="40" w:line="283" w:lineRule="auto"/>
             </w:pPr>
-            <w:r/>
             <w:r>
-              <w:rPr>
-                <w:rFonts w:ascii="微软雅黑" w:hAnsi="微软雅黑" w:eastAsia="微软雅黑"/>
-                <w:b w:val="0"/>
-                <w:sz w:val="18"/>
-              </w:rPr>
-              <w:t>RFP 要求转写为 120 条编号需求，每条有验收标准</w:t>
+              <w:t>RFP 要求转写为编号需求，每条有验收标准。条数以该册为准，不在本表重复。</w:t>
             </w:r>
           </w:p>
         </w:tc>
@@ -388,14 +382,8 @@
             <w:pPr>
               <w:spacing w:after="40" w:before="40" w:line="283" w:lineRule="auto"/>
             </w:pPr>
-            <w:r/>
             <w:r>
-              <w:rPr>
-                <w:rFonts w:ascii="微软雅黑" w:hAnsi="微软雅黑" w:eastAsia="微软雅黑"/>
-                <w:b w:val="0"/>
-                <w:sz w:val="18"/>
-              </w:rPr>
-              <w:t>189 条 RFP 条款逐条对应到需求编号与 HLD 章节；开发状态跟踪</w:t>
+              <w:t>RFP 条款逐条对应到需求编号与 HLD 章节；开发状态跟踪。条数以该册为准。</w:t>
             </w:r>
           </w:p>
         </w:tc>
@@ -447,14 +435,8 @@
             <w:pPr>
               <w:spacing w:after="40" w:before="40" w:line="283" w:lineRule="auto"/>
             </w:pPr>
-            <w:r/>
             <w:r>
-              <w:rPr>
-                <w:rFonts w:ascii="微软雅黑" w:hAnsi="微软雅黑" w:eastAsia="微软雅黑"/>
-                <w:b w:val="0"/>
-                <w:sz w:val="18"/>
-              </w:rPr>
-              <w:t>28 条假设的依据与推翻后果；36 项待收集信息的对象与用途</w:t>
+              <w:t>假设的依据与推翻后果；待收集信息的对象与用途。条数以该册为准——每次新增都要回来改数字，迟早会漏。</w:t>
             </w:r>
           </w:p>
         </w:tc>
@@ -506,14 +488,8 @@
             <w:pPr>
               <w:spacing w:after="40" w:before="40" w:line="283" w:lineRule="auto"/>
             </w:pPr>
-            <w:r/>
             <w:r>
-              <w:rPr>
-                <w:rFonts w:ascii="微软雅黑" w:hAnsi="微软雅黑" w:eastAsia="微软雅黑"/>
-                <w:b w:val="0"/>
-                <w:sz w:val="18"/>
-              </w:rPr>
-              <w:t>27 条约束的来源与后果；27 项决策及被拒方案与拒绝理由</w:t>
+              <w:t>约束的来源与后果；设计决策及被拒方案与拒绝理由。条数以该册为准。</w:t>
             </w:r>
           </w:p>
         </w:tc>
@@ -1186,7 +1162,7 @@
           <w:b w:val="0"/>
           <w:sz w:val="21"/>
         </w:rPr>
-        <w:t>RFP 1.3.2.12.15 明确要求信息可通过运行于 iOS 与 / 或 Android 设备的应用访问，与浏览器并列，不是可选项。本期将移动端列为后续阶段，原因是内政部专网不具备公网可达性导致推送不可用。</w:t>
+        <w:t>RFP 1.3.2.12.15 明确要求信息可通过运行于 iOS 与 / 或 Android 设备的应用访问，与浏览器并列，不是可选项。早期曾将移动端列为后续阶段，理由是内政部专网不具备公网可达性导致推送不可用；该理由在详细设计阶段被推翻——系统设有 DMZ 区与短信、邮件网关，移动端本期按只读聚合管理看板交付，不使用设备推送，差异已消解（见 AS-09 与 HLD 8.4）。</w:t>
       </w:r>
     </w:p>
     <w:p>
@@ -1263,28 +1239,10 @@
             <w:pPr>
               <w:spacing w:before="80" w:after="40"/>
             </w:pPr>
-            <w:r/>
             <w:r>
-              <w:rPr>
-                <w:rFonts w:ascii="微软雅黑" w:hAnsi="微软雅黑" w:eastAsia="微软雅黑"/>
-                <w:b/>
-                <w:color w:val="B91C1C"/>
-                <w:sz w:val="20"/>
-              </w:rPr>
               <w:t>从这四处得出的一个方法论结论</w:t>
-            </w:r>
-          </w:p>
-          <w:p>
-            <w:pPr>
-              <w:spacing w:after="100" w:line="312" w:lineRule="auto"/>
-            </w:pPr>
-            <w:r>
-              <w:rPr>
-                <w:rFonts w:ascii="微软雅黑" w:hAnsi="微软雅黑" w:eastAsia="微软雅黑"/>
-                <w:b w:val="0"/>
-                <w:sz w:val="19"/>
-              </w:rPr>
-              <w:t>凭方案讨论的记忆去理解需求会漏掉硬指标。条款级的逐条复核不可省略。HD-02 追溯矩阵中"需人工复核的条款"一页保留了 32 条尚未被需求直接引用的条款，开发组应在开工前逐条确认它们确实已被领域需求覆盖。这一页不应长期保持非空。</w:t>
+              <w:br/>
+              <w:t>凭方案讨论的记忆去理解需求会漏掉硬指标。条款级的逐条复核不可省略。HD-02 追溯矩阵中"需人工复核的条款"一页保留了尚未被需求直接引用的条款，开发组应在开工前逐条确认它们确实已被领域需求覆盖。这一页不应长期保持非空。</w:t>
             </w:r>
           </w:p>
         </w:tc>
@@ -1419,14 +1377,8 @@
             <w:pPr>
               <w:spacing w:after="40" w:before="40" w:line="283" w:lineRule="auto"/>
             </w:pPr>
-            <w:r/>
             <w:r>
-              <w:rPr>
-                <w:rFonts w:ascii="微软雅黑" w:hAnsi="微软雅黑" w:eastAsia="微软雅黑"/>
-                <w:b w:val="0"/>
-                <w:sz w:val="18"/>
-              </w:rPr>
-              <w:t>复核 HD-03 中 15 条状态为"待确认"或"未确认"的假设</w:t>
+              <w:t>复核 HD-03 中状态为「待确认」「未确认」「待冻结」「待验证」的假设</w:t>
             </w:r>
           </w:p>
         </w:tc>
@@ -1537,14 +1489,8 @@
             <w:pPr>
               <w:spacing w:after="40" w:before="40" w:line="283" w:lineRule="auto"/>
             </w:pPr>
-            <w:r/>
             <w:r>
-              <w:rPr>
-                <w:rFonts w:ascii="微软雅黑" w:hAnsi="微软雅黑" w:eastAsia="微软雅黑"/>
-                <w:b w:val="0"/>
-                <w:sz w:val="18"/>
-              </w:rPr>
-              <w:t>确认 HD-02 中 32 条待人工复核的条款确已被覆盖</w:t>
+              <w:t>确认 HD-02「需人工复核的条款」一页中的条款确已被覆盖</w:t>
             </w:r>
           </w:p>
         </w:tc>
@@ -2314,14 +2260,8 @@
             <w:pPr>
               <w:spacing w:after="40" w:before="40" w:line="283" w:lineRule="auto"/>
             </w:pPr>
-            <w:r/>
             <w:r>
-              <w:rPr>
-                <w:rFonts w:ascii="微软雅黑" w:hAnsi="微软雅黑" w:eastAsia="微软雅黑"/>
-                <w:b w:val="0"/>
-                <w:sz w:val="18"/>
-              </w:rPr>
-              <w:t>23 个领域、120 条需求，含验收标准与优先级</w:t>
+              <w:t>按领域编排的编号需求，含验收标准与优先级。条数以该册为准。</w:t>
             </w:r>
           </w:p>
         </w:tc>
@@ -2354,14 +2294,8 @@
             <w:pPr>
               <w:spacing w:after="40" w:before="40" w:line="283" w:lineRule="auto"/>
             </w:pPr>
-            <w:r/>
             <w:r>
-              <w:rPr>
-                <w:rFonts w:ascii="微软雅黑" w:hAnsi="微软雅黑" w:eastAsia="微软雅黑"/>
-                <w:b w:val="0"/>
-                <w:sz w:val="18"/>
-              </w:rPr>
-              <w:t>追溯矩阵（189 条）· 需求清单（120 条）· 需人工复核的条款（32 条）</w:t>
+              <w:t>追溯矩阵 · 需求清单 · 需人工复核的条款。三页的条数以该册为准。</w:t>
             </w:r>
           </w:p>
         </w:tc>
@@ -2394,14 +2328,8 @@
             <w:pPr>
               <w:spacing w:after="40" w:before="40" w:line="283" w:lineRule="auto"/>
             </w:pPr>
-            <w:r/>
             <w:r>
-              <w:rPr>
-                <w:rFonts w:ascii="微软雅黑" w:hAnsi="微软雅黑" w:eastAsia="微软雅黑"/>
-                <w:b w:val="0"/>
-                <w:sz w:val="18"/>
-              </w:rPr>
-              <w:t>假设 28 条 · 信息需求 36 项 · 三处实质差异 · 四组询问件</w:t>
+              <w:t>假设 · 信息需求 · 实质差异 · 询问件分组。条数以该册为准。</w:t>
             </w:r>
           </w:p>
         </w:tc>
@@ -2434,14 +2362,8 @@
             <w:pPr>
               <w:spacing w:after="40" w:before="40" w:line="283" w:lineRule="auto"/>
             </w:pPr>
-            <w:r/>
             <w:r>
-              <w:rPr>
-                <w:rFonts w:ascii="微软雅黑" w:hAnsi="微软雅黑" w:eastAsia="微软雅黑"/>
-                <w:b w:val="0"/>
-                <w:sz w:val="18"/>
-              </w:rPr>
-              <w:t>约束 27 条 · 设计决策 27 项（含被拒方案与拒绝理由）</w:t>
+              <w:t>约束 · 设计决策（含被拒方案与拒绝理由）。条数以该册为准。</w:t>
             </w:r>
           </w:p>
         </w:tc>
@@ -2535,14 +2457,8 @@
             <w:pPr>
               <w:spacing w:after="40" w:before="40" w:line="283" w:lineRule="auto"/>
             </w:pPr>
-            <w:r/>
             <w:r>
-              <w:rPr>
-                <w:rFonts w:ascii="微软雅黑" w:hAnsi="微软雅黑" w:eastAsia="微软雅黑"/>
-                <w:b w:val="0"/>
-                <w:sz w:val="18"/>
-              </w:rPr>
-              <w:t>HLD-Fig3-1 至 Fig12-1（8 个 PNG）</w:t>
+              <w:t>HLD-Fig3-1 至 Fig12-1（9 个 PNG，源脚本见 figures-src/）</w:t>
             </w:r>
           </w:p>
         </w:tc>

--- a/HD-00_开发交接说明与文件索引.docx
+++ b/HD-00_开发交接说明与文件索引.docx
@@ -383,7 +383,7 @@
               <w:spacing w:after="40" w:before="40" w:line="283" w:lineRule="auto"/>
             </w:pPr>
             <w:r>
-              <w:t>RFP 条款逐条对应到需求编号与 HLD 章节；开发状态跟踪。条数以该册为准。</w:t>
+              <w:t>RFP 条款逐条对应到需求编号、HLD 章节与 LD 册章；开发状态跟踪。条数以该册为准。</w:t>
             </w:r>
           </w:p>
         </w:tc>
@@ -2295,7 +2295,7 @@
               <w:spacing w:after="40" w:before="40" w:line="283" w:lineRule="auto"/>
             </w:pPr>
             <w:r>
-              <w:t>追溯矩阵 · 需求清单 · 需人工复核的条款。三页的条数以该册为准。</w:t>
+              <w:t>追溯矩阵 · 需求清单 · 需人工复核的条款。含 LD 册章对应。三页的条数以该册为准。</w:t>
             </w:r>
           </w:p>
         </w:tc>
